--- a/lessons/5-5/downloads/reveal/teacher/5.5-exit-tickets.docx
+++ b/lessons/5-5/downloads/reveal/teacher/5.5-exit-tickets.docx
@@ -4,6 +4,7 @@
   <w:body>
     <w:p>
       <w:pPr>
+        <w:pStyle w:val="Heading1"/>
         <w:tabs>
           <w:tab w:val="left" w:pos="5200"/>
           <w:tab w:val="right" w:leader="underscore" w:pos="9504"/>
@@ -34,7 +35,7 @@
         <w:rPr>
           <w:rFonts w:ascii="Avenir Next" w:hAnsi="Avenir Next" w:cs="Avenir Next" w:eastAsia="Avenir Next"/>
           <w:color w:val="1A1A1A"/>
-          <w:sz w:val="18"/>
+          <w:sz w:val="22"/>
           <w:szCs w:val="18"/>
         </w:rPr>
         <w:t xml:space="preserve">Name</w:t>
@@ -119,7 +120,7 @@
                 <w:rFonts w:ascii="Avenir Next" w:hAnsi="Avenir Next" w:cs="Avenir Next" w:eastAsia="Avenir Next"/>
                 <w:b/>
                 <w:color w:val="1A1A1A"/>
-                <w:sz w:val="20"/>
+                <w:sz w:val="22"/>
                 <w:szCs w:val="20"/>
               </w:rPr>
               <w:t xml:space="preserve">1.</w:t>
@@ -137,7 +138,7 @@
               <w:rPr>
                 <w:rFonts w:ascii="Avenir Next" w:hAnsi="Avenir Next" w:cs="Avenir Next" w:eastAsia="Avenir Next"/>
                 <w:color w:val="1A1A1A"/>
-                <w:sz w:val="20"/>
+                <w:sz w:val="22"/>
                 <w:szCs w:val="20"/>
               </w:rPr>
               <w:t xml:space="preserve">Find each volume.</w:t>
@@ -192,10 +193,28 @@
                       <w:rFonts w:ascii="Avenir Next" w:hAnsi="Avenir Next" w:cs="Avenir Next" w:eastAsia="Avenir Next"/>
                       <w:b/>
                       <w:color w:val="003A70"/>
+                      <w:sz w:val="22"/>
+                      <w:szCs w:val="20"/>
+                    </w:rPr>
+                    <w:t xml:space="preserve">a.</w:t>
+                  </w:r>
+                  <w:r>
+                    <w:rPr>
+                      <w:rFonts w:ascii="Avenir Next" w:hAnsi="Avenir Next" w:cs="Avenir Next" w:eastAsia="Avenir Next"/>
+                      <w:color w:val="1A1A1A"/>
                       <w:sz w:val="20"/>
                       <w:szCs w:val="20"/>
                     </w:rPr>
-                    <w:t xml:space="preserve">a.</w:t>
+                    <w:tab/>
+                  </w:r>
+                  <w:r>
+                    <w:rPr>
+                      <w:rFonts w:ascii="Avenir Next" w:hAnsi="Avenir Next" w:cs="Avenir Next" w:eastAsia="Avenir Next"/>
+                      <w:color w:val="1A1A1A"/>
+                      <w:sz w:val="22"/>
+                      <w:szCs w:val="20"/>
+                    </w:rPr>
+                    <w:t xml:space="preserve">7 cm × 3 cm × 2 cm</w:t>
                   </w:r>
                   <w:r>
                     <w:rPr>
@@ -204,7 +223,7 @@
                       <w:sz w:val="20"/>
                       <w:szCs w:val="20"/>
                     </w:rPr>
-                    <w:tab/>
+                    <w:t xml:space="preserve">  </w:t>
                   </w:r>
                   <w:r>
                     <w:rPr>
@@ -212,24 +231,6 @@
                       <w:color w:val="1A1A1A"/>
                       <w:sz w:val="20"/>
                       <w:szCs w:val="20"/>
-                    </w:rPr>
-                    <w:t xml:space="preserve">7 cm × 3 cm × 2 cm</w:t>
-                  </w:r>
-                  <w:r>
-                    <w:rPr>
-                      <w:rFonts w:ascii="Avenir Next" w:hAnsi="Avenir Next" w:cs="Avenir Next" w:eastAsia="Avenir Next"/>
-                      <w:color w:val="1A1A1A"/>
-                      <w:sz w:val="20"/>
-                      <w:szCs w:val="20"/>
-                    </w:rPr>
-                    <w:t xml:space="preserve">  </w:t>
-                  </w:r>
-                  <w:r>
-                    <w:rPr>
-                      <w:rFonts w:ascii="Avenir Next" w:hAnsi="Avenir Next" w:cs="Avenir Next" w:eastAsia="Avenir Next"/>
-                      <w:color w:val="1A1A1A"/>
-                      <w:sz w:val="20"/>
-                      <w:szCs w:val="20"/>
                       <w:u w:val="single"/>
                     </w:rPr>
                     <w:t xml:space="preserve">              </w:t>
@@ -238,7 +239,7 @@
                     <w:rPr>
                       <w:rFonts w:ascii="Avenir Next" w:hAnsi="Avenir Next" w:cs="Avenir Next" w:eastAsia="Avenir Next"/>
                       <w:color w:val="1A1A1A"/>
-                      <w:sz w:val="20"/>
+                      <w:sz w:val="22"/>
                       <w:szCs w:val="20"/>
                     </w:rPr>
                     <w:t xml:space="preserve"> cm³</w:t>
@@ -263,10 +264,28 @@
                       <w:rFonts w:ascii="Avenir Next" w:hAnsi="Avenir Next" w:cs="Avenir Next" w:eastAsia="Avenir Next"/>
                       <w:b/>
                       <w:color w:val="003A70"/>
+                      <w:sz w:val="22"/>
+                      <w:szCs w:val="20"/>
+                    </w:rPr>
+                    <w:t xml:space="preserve">b.</w:t>
+                  </w:r>
+                  <w:r>
+                    <w:rPr>
+                      <w:rFonts w:ascii="Avenir Next" w:hAnsi="Avenir Next" w:cs="Avenir Next" w:eastAsia="Avenir Next"/>
+                      <w:color w:val="1A1A1A"/>
                       <w:sz w:val="20"/>
                       <w:szCs w:val="20"/>
                     </w:rPr>
-                    <w:t xml:space="preserve">b.</w:t>
+                    <w:tab/>
+                  </w:r>
+                  <w:r>
+                    <w:rPr>
+                      <w:rFonts w:ascii="Avenir Next" w:hAnsi="Avenir Next" w:cs="Avenir Next" w:eastAsia="Avenir Next"/>
+                      <w:color w:val="1A1A1A"/>
+                      <w:sz w:val="22"/>
+                      <w:szCs w:val="20"/>
+                    </w:rPr>
+                    <w:t xml:space="preserve">B = 30 in², h = 5 in</w:t>
                   </w:r>
                   <w:r>
                     <w:rPr>
@@ -275,7 +294,7 @@
                       <w:sz w:val="20"/>
                       <w:szCs w:val="20"/>
                     </w:rPr>
-                    <w:tab/>
+                    <w:t xml:space="preserve">  </w:t>
                   </w:r>
                   <w:r>
                     <w:rPr>
@@ -283,24 +302,6 @@
                       <w:color w:val="1A1A1A"/>
                       <w:sz w:val="20"/>
                       <w:szCs w:val="20"/>
-                    </w:rPr>
-                    <w:t xml:space="preserve">B = 30 in², h = 5 in</w:t>
-                  </w:r>
-                  <w:r>
-                    <w:rPr>
-                      <w:rFonts w:ascii="Avenir Next" w:hAnsi="Avenir Next" w:cs="Avenir Next" w:eastAsia="Avenir Next"/>
-                      <w:color w:val="1A1A1A"/>
-                      <w:sz w:val="20"/>
-                      <w:szCs w:val="20"/>
-                    </w:rPr>
-                    <w:t xml:space="preserve">  </w:t>
-                  </w:r>
-                  <w:r>
-                    <w:rPr>
-                      <w:rFonts w:ascii="Avenir Next" w:hAnsi="Avenir Next" w:cs="Avenir Next" w:eastAsia="Avenir Next"/>
-                      <w:color w:val="1A1A1A"/>
-                      <w:sz w:val="20"/>
-                      <w:szCs w:val="20"/>
                       <w:u w:val="single"/>
                     </w:rPr>
                     <w:t xml:space="preserve">              </w:t>
@@ -309,7 +310,7 @@
                     <w:rPr>
                       <w:rFonts w:ascii="Avenir Next" w:hAnsi="Avenir Next" w:cs="Avenir Next" w:eastAsia="Avenir Next"/>
                       <w:color w:val="1A1A1A"/>
-                      <w:sz w:val="20"/>
+                      <w:sz w:val="22"/>
                       <w:szCs w:val="20"/>
                     </w:rPr>
                     <w:t xml:space="preserve"> in³</w:t>
@@ -417,25 +418,25 @@
                       <w:rFonts w:ascii="Avenir Next" w:hAnsi="Avenir Next" w:cs="Avenir Next" w:eastAsia="Avenir Next"/>
                       <w:b/>
                       <w:color w:val="1A1A1A"/>
+                      <w:sz w:val="22"/>
+                      <w:szCs w:val="20"/>
+                    </w:rPr>
+                    <w:t xml:space="preserve">2.</w:t>
+                  </w:r>
+                  <w:r>
+                    <w:rPr>
+                      <w:rFonts w:ascii="Avenir Next" w:hAnsi="Avenir Next" w:cs="Avenir Next" w:eastAsia="Avenir Next"/>
+                      <w:color w:val="1A1A1A"/>
                       <w:sz w:val="20"/>
                       <w:szCs w:val="20"/>
                     </w:rPr>
-                    <w:t xml:space="preserve">2.</w:t>
-                  </w:r>
-                  <w:r>
-                    <w:rPr>
-                      <w:rFonts w:ascii="Avenir Next" w:hAnsi="Avenir Next" w:cs="Avenir Next" w:eastAsia="Avenir Next"/>
-                      <w:color w:val="1A1A1A"/>
-                      <w:sz w:val="20"/>
-                      <w:szCs w:val="20"/>
-                    </w:rPr>
                     <w:tab/>
                   </w:r>
                   <w:r>
                     <w:rPr>
                       <w:rFonts w:ascii="Avenir Next" w:hAnsi="Avenir Next" w:cs="Avenir Next" w:eastAsia="Avenir Next"/>
                       <w:color w:val="1A1A1A"/>
-                      <w:sz w:val="20"/>
+                      <w:sz w:val="22"/>
                       <w:szCs w:val="20"/>
                     </w:rPr>
                     <w:t xml:space="preserve">Each cube is 1 ft³. Find the volume of the prism.</w:t>
@@ -512,25 +513,25 @@
                       <w:rFonts w:ascii="Avenir Next" w:hAnsi="Avenir Next" w:cs="Avenir Next" w:eastAsia="Avenir Next"/>
                       <w:b/>
                       <w:color w:val="1A1A1A"/>
+                      <w:sz w:val="22"/>
+                      <w:szCs w:val="18"/>
+                    </w:rPr>
+                    <w:t xml:space="preserve">Answer</w:t>
+                  </w:r>
+                  <w:r>
+                    <w:rPr>
+                      <w:rFonts w:ascii="Avenir Next" w:hAnsi="Avenir Next" w:cs="Avenir Next" w:eastAsia="Avenir Next"/>
+                      <w:color w:val="1A1A1A"/>
                       <w:sz w:val="18"/>
                       <w:szCs w:val="18"/>
                     </w:rPr>
-                    <w:t xml:space="preserve">Answer</w:t>
-                  </w:r>
-                  <w:r>
-                    <w:rPr>
-                      <w:rFonts w:ascii="Avenir Next" w:hAnsi="Avenir Next" w:cs="Avenir Next" w:eastAsia="Avenir Next"/>
-                      <w:color w:val="1A1A1A"/>
-                      <w:sz w:val="18"/>
-                      <w:szCs w:val="18"/>
-                    </w:rPr>
                     <w:tab/>
                   </w:r>
                   <w:r>
                     <w:rPr>
                       <w:rFonts w:ascii="Avenir Next" w:hAnsi="Avenir Next" w:cs="Avenir Next" w:eastAsia="Avenir Next"/>
                       <w:color w:val="1A1A1A"/>
-                      <w:sz w:val="18"/>
+                      <w:sz w:val="22"/>
                       <w:szCs w:val="18"/>
                     </w:rPr>
                     <w:t xml:space="preserve">  ft³</w:t>
@@ -551,7 +552,7 @@
                     <w:drawing>
                       <wp:inline distT="0" distB="0" distL="0" distR="0">
                         <wp:extent cx="1188720" cy="837013"/>
-                        <wp:docPr id="1" name="Figure 1"/>
+                        <wp:docPr id="1" name="Figure 1" descr="Rectangular prism. Length 4 ft, width 2 ft, height 3 ft."/>
                         <a:graphic xmlns:a="http://schemas.openxmlformats.org/drawingml/2006/main">
                           <a:graphicData uri="http://schemas.openxmlformats.org/drawingml/2006/picture">
                             <pic:pic xmlns:pic="http://schemas.openxmlformats.org/drawingml/2006/picture">
@@ -649,7 +650,7 @@
                 <w:rFonts w:ascii="Avenir Next" w:hAnsi="Avenir Next" w:cs="Avenir Next" w:eastAsia="Avenir Next"/>
                 <w:b/>
                 <w:color w:val="1A1A1A"/>
-                <w:sz w:val="20"/>
+                <w:sz w:val="22"/>
                 <w:szCs w:val="20"/>
               </w:rPr>
               <w:t xml:space="preserve">3.</w:t>
@@ -667,7 +668,7 @@
               <w:rPr>
                 <w:rFonts w:ascii="Avenir Next" w:hAnsi="Avenir Next" w:cs="Avenir Next" w:eastAsia="Avenir Next"/>
                 <w:color w:val="1A1A1A"/>
-                <w:sz w:val="20"/>
+                <w:sz w:val="22"/>
                 <w:szCs w:val="20"/>
               </w:rPr>
               <w:t xml:space="preserve">A prism has a base area of 20 m² and a height of 6 m. What is its volume?</w:t>
@@ -723,25 +724,25 @@
                       <w:rFonts w:ascii="Avenir Next" w:hAnsi="Avenir Next" w:cs="Avenir Next" w:eastAsia="Avenir Next"/>
                       <w:b/>
                       <w:color w:val="003A70"/>
+                      <w:sz w:val="22"/>
+                      <w:szCs w:val="19"/>
+                    </w:rPr>
+                    <w:t xml:space="preserve">A</w:t>
+                  </w:r>
+                  <w:r>
+                    <w:rPr>
+                      <w:rFonts w:ascii="Avenir Next" w:hAnsi="Avenir Next" w:cs="Avenir Next" w:eastAsia="Avenir Next"/>
+                      <w:color w:val="1A1A1A"/>
                       <w:sz w:val="19"/>
                       <w:szCs w:val="19"/>
                     </w:rPr>
-                    <w:t xml:space="preserve">A</w:t>
-                  </w:r>
-                  <w:r>
-                    <w:rPr>
-                      <w:rFonts w:ascii="Avenir Next" w:hAnsi="Avenir Next" w:cs="Avenir Next" w:eastAsia="Avenir Next"/>
-                      <w:color w:val="1A1A1A"/>
-                      <w:sz w:val="19"/>
-                      <w:szCs w:val="19"/>
-                    </w:rPr>
                     <w:tab/>
                   </w:r>
                   <w:r>
                     <w:rPr>
                       <w:rFonts w:ascii="Avenir Next" w:hAnsi="Avenir Next" w:cs="Avenir Next" w:eastAsia="Avenir Next"/>
                       <w:color w:val="1A1A1A"/>
-                      <w:sz w:val="19"/>
+                      <w:sz w:val="22"/>
                       <w:szCs w:val="19"/>
                     </w:rPr>
                     <w:t xml:space="preserve">26 m³</w:t>
@@ -766,25 +767,25 @@
                       <w:rFonts w:ascii="Avenir Next" w:hAnsi="Avenir Next" w:cs="Avenir Next" w:eastAsia="Avenir Next"/>
                       <w:b/>
                       <w:color w:val="003A70"/>
+                      <w:sz w:val="22"/>
+                      <w:szCs w:val="19"/>
+                    </w:rPr>
+                    <w:t xml:space="preserve">B</w:t>
+                  </w:r>
+                  <w:r>
+                    <w:rPr>
+                      <w:rFonts w:ascii="Avenir Next" w:hAnsi="Avenir Next" w:cs="Avenir Next" w:eastAsia="Avenir Next"/>
+                      <w:color w:val="1A1A1A"/>
                       <w:sz w:val="19"/>
                       <w:szCs w:val="19"/>
                     </w:rPr>
-                    <w:t xml:space="preserve">B</w:t>
-                  </w:r>
-                  <w:r>
-                    <w:rPr>
-                      <w:rFonts w:ascii="Avenir Next" w:hAnsi="Avenir Next" w:cs="Avenir Next" w:eastAsia="Avenir Next"/>
-                      <w:color w:val="1A1A1A"/>
-                      <w:sz w:val="19"/>
-                      <w:szCs w:val="19"/>
-                    </w:rPr>
                     <w:tab/>
                   </w:r>
                   <w:r>
                     <w:rPr>
                       <w:rFonts w:ascii="Avenir Next" w:hAnsi="Avenir Next" w:cs="Avenir Next" w:eastAsia="Avenir Next"/>
                       <w:color w:val="1A1A1A"/>
-                      <w:sz w:val="19"/>
+                      <w:sz w:val="22"/>
                       <w:szCs w:val="19"/>
                     </w:rPr>
                     <w:t xml:space="preserve">120 m²</w:t>
@@ -809,25 +810,25 @@
                       <w:rFonts w:ascii="Avenir Next" w:hAnsi="Avenir Next" w:cs="Avenir Next" w:eastAsia="Avenir Next"/>
                       <w:b/>
                       <w:color w:val="003A70"/>
+                      <w:sz w:val="22"/>
+                      <w:szCs w:val="19"/>
+                    </w:rPr>
+                    <w:t xml:space="preserve">C</w:t>
+                  </w:r>
+                  <w:r>
+                    <w:rPr>
+                      <w:rFonts w:ascii="Avenir Next" w:hAnsi="Avenir Next" w:cs="Avenir Next" w:eastAsia="Avenir Next"/>
+                      <w:color w:val="1A1A1A"/>
                       <w:sz w:val="19"/>
                       <w:szCs w:val="19"/>
                     </w:rPr>
-                    <w:t xml:space="preserve">C</w:t>
-                  </w:r>
-                  <w:r>
-                    <w:rPr>
-                      <w:rFonts w:ascii="Avenir Next" w:hAnsi="Avenir Next" w:cs="Avenir Next" w:eastAsia="Avenir Next"/>
-                      <w:color w:val="1A1A1A"/>
-                      <w:sz w:val="19"/>
-                      <w:szCs w:val="19"/>
-                    </w:rPr>
                     <w:tab/>
                   </w:r>
                   <w:r>
                     <w:rPr>
                       <w:rFonts w:ascii="Avenir Next" w:hAnsi="Avenir Next" w:cs="Avenir Next" w:eastAsia="Avenir Next"/>
                       <w:color w:val="1A1A1A"/>
-                      <w:sz w:val="19"/>
+                      <w:sz w:val="22"/>
                       <w:szCs w:val="19"/>
                     </w:rPr>
                     <w:t xml:space="preserve">120 m³</w:t>
@@ -852,25 +853,25 @@
                       <w:rFonts w:ascii="Avenir Next" w:hAnsi="Avenir Next" w:cs="Avenir Next" w:eastAsia="Avenir Next"/>
                       <w:b/>
                       <w:color w:val="003A70"/>
+                      <w:sz w:val="22"/>
+                      <w:szCs w:val="19"/>
+                    </w:rPr>
+                    <w:t xml:space="preserve">D</w:t>
+                  </w:r>
+                  <w:r>
+                    <w:rPr>
+                      <w:rFonts w:ascii="Avenir Next" w:hAnsi="Avenir Next" w:cs="Avenir Next" w:eastAsia="Avenir Next"/>
+                      <w:color w:val="1A1A1A"/>
                       <w:sz w:val="19"/>
                       <w:szCs w:val="19"/>
                     </w:rPr>
-                    <w:t xml:space="preserve">D</w:t>
-                  </w:r>
-                  <w:r>
-                    <w:rPr>
-                      <w:rFonts w:ascii="Avenir Next" w:hAnsi="Avenir Next" w:cs="Avenir Next" w:eastAsia="Avenir Next"/>
-                      <w:color w:val="1A1A1A"/>
-                      <w:sz w:val="19"/>
-                      <w:szCs w:val="19"/>
-                    </w:rPr>
                     <w:tab/>
                   </w:r>
                   <w:r>
                     <w:rPr>
                       <w:rFonts w:ascii="Avenir Next" w:hAnsi="Avenir Next" w:cs="Avenir Next" w:eastAsia="Avenir Next"/>
                       <w:color w:val="1A1A1A"/>
-                      <w:sz w:val="19"/>
+                      <w:sz w:val="22"/>
                       <w:szCs w:val="19"/>
                     </w:rPr>
                     <w:t xml:space="preserve">240 m³</w:t>
@@ -920,7 +921,7 @@
         <w:rPr>
           <w:rFonts w:ascii="Avenir Next" w:hAnsi="Avenir Next" w:cs="Avenir Next" w:eastAsia="Avenir Next"/>
           <w:color w:val="1A1A1A"/>
-          <w:sz w:val="17"/>
+          <w:sz w:val="22"/>
           <w:szCs w:val="17"/>
         </w:rPr>
         <w:t xml:space="preserve">  I got it</w:t>
@@ -938,7 +939,7 @@
         <w:rPr>
           <w:rFonts w:ascii="Avenir Next" w:hAnsi="Avenir Next" w:cs="Avenir Next" w:eastAsia="Avenir Next"/>
           <w:color w:val="1A1A1A"/>
-          <w:sz w:val="17"/>
+          <w:sz w:val="22"/>
           <w:szCs w:val="17"/>
         </w:rPr>
         <w:t xml:space="preserve">  Almost</w:t>
@@ -956,7 +957,7 @@
         <w:rPr>
           <w:rFonts w:ascii="Avenir Next" w:hAnsi="Avenir Next" w:cs="Avenir Next" w:eastAsia="Avenir Next"/>
           <w:color w:val="1A1A1A"/>
-          <w:sz w:val="17"/>
+          <w:sz w:val="22"/>
           <w:szCs w:val="17"/>
         </w:rPr>
         <w:t xml:space="preserve">  I need help</w:t>
@@ -1013,7 +1014,7 @@
         <w:rPr>
           <w:rFonts w:ascii="Avenir Next" w:hAnsi="Avenir Next" w:cs="Avenir Next" w:eastAsia="Avenir Next"/>
           <w:color w:val="1A1A1A"/>
-          <w:sz w:val="18"/>
+          <w:sz w:val="22"/>
           <w:szCs w:val="18"/>
         </w:rPr>
         <w:t xml:space="preserve">Name</w:t>
@@ -1098,7 +1099,7 @@
                 <w:rFonts w:ascii="Avenir Next" w:hAnsi="Avenir Next" w:cs="Avenir Next" w:eastAsia="Avenir Next"/>
                 <w:b/>
                 <w:color w:val="1A1A1A"/>
-                <w:sz w:val="20"/>
+                <w:sz w:val="22"/>
                 <w:szCs w:val="20"/>
               </w:rPr>
               <w:t xml:space="preserve">1.</w:t>
@@ -1116,7 +1117,7 @@
               <w:rPr>
                 <w:rFonts w:ascii="Avenir Next" w:hAnsi="Avenir Next" w:cs="Avenir Next" w:eastAsia="Avenir Next"/>
                 <w:color w:val="1A1A1A"/>
-                <w:sz w:val="20"/>
+                <w:sz w:val="22"/>
                 <w:szCs w:val="20"/>
               </w:rPr>
               <w:t xml:space="preserve">Find each volume.</w:t>
@@ -1171,10 +1172,28 @@
                       <w:rFonts w:ascii="Avenir Next" w:hAnsi="Avenir Next" w:cs="Avenir Next" w:eastAsia="Avenir Next"/>
                       <w:b/>
                       <w:color w:val="003A70"/>
+                      <w:sz w:val="22"/>
+                      <w:szCs w:val="20"/>
+                    </w:rPr>
+                    <w:t xml:space="preserve">a.</w:t>
+                  </w:r>
+                  <w:r>
+                    <w:rPr>
+                      <w:rFonts w:ascii="Avenir Next" w:hAnsi="Avenir Next" w:cs="Avenir Next" w:eastAsia="Avenir Next"/>
+                      <w:color w:val="1A1A1A"/>
                       <w:sz w:val="20"/>
                       <w:szCs w:val="20"/>
                     </w:rPr>
-                    <w:t xml:space="preserve">a.</w:t>
+                    <w:tab/>
+                  </w:r>
+                  <w:r>
+                    <w:rPr>
+                      <w:rFonts w:ascii="Avenir Next" w:hAnsi="Avenir Next" w:cs="Avenir Next" w:eastAsia="Avenir Next"/>
+                      <w:color w:val="1A1A1A"/>
+                      <w:sz w:val="22"/>
+                      <w:szCs w:val="20"/>
+                    </w:rPr>
+                    <w:t xml:space="preserve">7 cm × 3 cm × 2 cm</w:t>
                   </w:r>
                   <w:r>
                     <w:rPr>
@@ -1183,7 +1202,7 @@
                       <w:sz w:val="20"/>
                       <w:szCs w:val="20"/>
                     </w:rPr>
-                    <w:tab/>
+                    <w:t xml:space="preserve">  </w:t>
                   </w:r>
                   <w:r>
                     <w:rPr>
@@ -1191,24 +1210,6 @@
                       <w:color w:val="1A1A1A"/>
                       <w:sz w:val="20"/>
                       <w:szCs w:val="20"/>
-                    </w:rPr>
-                    <w:t xml:space="preserve">7 cm × 3 cm × 2 cm</w:t>
-                  </w:r>
-                  <w:r>
-                    <w:rPr>
-                      <w:rFonts w:ascii="Avenir Next" w:hAnsi="Avenir Next" w:cs="Avenir Next" w:eastAsia="Avenir Next"/>
-                      <w:color w:val="1A1A1A"/>
-                      <w:sz w:val="20"/>
-                      <w:szCs w:val="20"/>
-                    </w:rPr>
-                    <w:t xml:space="preserve">  </w:t>
-                  </w:r>
-                  <w:r>
-                    <w:rPr>
-                      <w:rFonts w:ascii="Avenir Next" w:hAnsi="Avenir Next" w:cs="Avenir Next" w:eastAsia="Avenir Next"/>
-                      <w:color w:val="1A1A1A"/>
-                      <w:sz w:val="20"/>
-                      <w:szCs w:val="20"/>
                       <w:u w:val="single"/>
                     </w:rPr>
                     <w:t xml:space="preserve">              </w:t>
@@ -1217,7 +1218,7 @@
                     <w:rPr>
                       <w:rFonts w:ascii="Avenir Next" w:hAnsi="Avenir Next" w:cs="Avenir Next" w:eastAsia="Avenir Next"/>
                       <w:color w:val="1A1A1A"/>
-                      <w:sz w:val="20"/>
+                      <w:sz w:val="22"/>
                       <w:szCs w:val="20"/>
                     </w:rPr>
                     <w:t xml:space="preserve"> cm³</w:t>
@@ -1242,10 +1243,28 @@
                       <w:rFonts w:ascii="Avenir Next" w:hAnsi="Avenir Next" w:cs="Avenir Next" w:eastAsia="Avenir Next"/>
                       <w:b/>
                       <w:color w:val="003A70"/>
+                      <w:sz w:val="22"/>
+                      <w:szCs w:val="20"/>
+                    </w:rPr>
+                    <w:t xml:space="preserve">b.</w:t>
+                  </w:r>
+                  <w:r>
+                    <w:rPr>
+                      <w:rFonts w:ascii="Avenir Next" w:hAnsi="Avenir Next" w:cs="Avenir Next" w:eastAsia="Avenir Next"/>
+                      <w:color w:val="1A1A1A"/>
                       <w:sz w:val="20"/>
                       <w:szCs w:val="20"/>
                     </w:rPr>
-                    <w:t xml:space="preserve">b.</w:t>
+                    <w:tab/>
+                  </w:r>
+                  <w:r>
+                    <w:rPr>
+                      <w:rFonts w:ascii="Avenir Next" w:hAnsi="Avenir Next" w:cs="Avenir Next" w:eastAsia="Avenir Next"/>
+                      <w:color w:val="1A1A1A"/>
+                      <w:sz w:val="22"/>
+                      <w:szCs w:val="20"/>
+                    </w:rPr>
+                    <w:t xml:space="preserve">B = 30 in², h = 5 in</w:t>
                   </w:r>
                   <w:r>
                     <w:rPr>
@@ -1254,7 +1273,7 @@
                       <w:sz w:val="20"/>
                       <w:szCs w:val="20"/>
                     </w:rPr>
-                    <w:tab/>
+                    <w:t xml:space="preserve">  </w:t>
                   </w:r>
                   <w:r>
                     <w:rPr>
@@ -1262,24 +1281,6 @@
                       <w:color w:val="1A1A1A"/>
                       <w:sz w:val="20"/>
                       <w:szCs w:val="20"/>
-                    </w:rPr>
-                    <w:t xml:space="preserve">B = 30 in², h = 5 in</w:t>
-                  </w:r>
-                  <w:r>
-                    <w:rPr>
-                      <w:rFonts w:ascii="Avenir Next" w:hAnsi="Avenir Next" w:cs="Avenir Next" w:eastAsia="Avenir Next"/>
-                      <w:color w:val="1A1A1A"/>
-                      <w:sz w:val="20"/>
-                      <w:szCs w:val="20"/>
-                    </w:rPr>
-                    <w:t xml:space="preserve">  </w:t>
-                  </w:r>
-                  <w:r>
-                    <w:rPr>
-                      <w:rFonts w:ascii="Avenir Next" w:hAnsi="Avenir Next" w:cs="Avenir Next" w:eastAsia="Avenir Next"/>
-                      <w:color w:val="1A1A1A"/>
-                      <w:sz w:val="20"/>
-                      <w:szCs w:val="20"/>
                       <w:u w:val="single"/>
                     </w:rPr>
                     <w:t xml:space="preserve">              </w:t>
@@ -1288,7 +1289,7 @@
                     <w:rPr>
                       <w:rFonts w:ascii="Avenir Next" w:hAnsi="Avenir Next" w:cs="Avenir Next" w:eastAsia="Avenir Next"/>
                       <w:color w:val="1A1A1A"/>
-                      <w:sz w:val="20"/>
+                      <w:sz w:val="22"/>
                       <w:szCs w:val="20"/>
                     </w:rPr>
                     <w:t xml:space="preserve"> in³</w:t>
@@ -1396,25 +1397,25 @@
                       <w:rFonts w:ascii="Avenir Next" w:hAnsi="Avenir Next" w:cs="Avenir Next" w:eastAsia="Avenir Next"/>
                       <w:b/>
                       <w:color w:val="1A1A1A"/>
+                      <w:sz w:val="22"/>
+                      <w:szCs w:val="20"/>
+                    </w:rPr>
+                    <w:t xml:space="preserve">2.</w:t>
+                  </w:r>
+                  <w:r>
+                    <w:rPr>
+                      <w:rFonts w:ascii="Avenir Next" w:hAnsi="Avenir Next" w:cs="Avenir Next" w:eastAsia="Avenir Next"/>
+                      <w:color w:val="1A1A1A"/>
                       <w:sz w:val="20"/>
                       <w:szCs w:val="20"/>
                     </w:rPr>
-                    <w:t xml:space="preserve">2.</w:t>
-                  </w:r>
-                  <w:r>
-                    <w:rPr>
-                      <w:rFonts w:ascii="Avenir Next" w:hAnsi="Avenir Next" w:cs="Avenir Next" w:eastAsia="Avenir Next"/>
-                      <w:color w:val="1A1A1A"/>
-                      <w:sz w:val="20"/>
-                      <w:szCs w:val="20"/>
-                    </w:rPr>
                     <w:tab/>
                   </w:r>
                   <w:r>
                     <w:rPr>
                       <w:rFonts w:ascii="Avenir Next" w:hAnsi="Avenir Next" w:cs="Avenir Next" w:eastAsia="Avenir Next"/>
                       <w:color w:val="1A1A1A"/>
-                      <w:sz w:val="20"/>
+                      <w:sz w:val="22"/>
                       <w:szCs w:val="20"/>
                     </w:rPr>
                     <w:t xml:space="preserve">Each cube is 1 ft³. Find the volume of the prism.</w:t>
@@ -1491,25 +1492,25 @@
                       <w:rFonts w:ascii="Avenir Next" w:hAnsi="Avenir Next" w:cs="Avenir Next" w:eastAsia="Avenir Next"/>
                       <w:b/>
                       <w:color w:val="1A1A1A"/>
+                      <w:sz w:val="22"/>
+                      <w:szCs w:val="18"/>
+                    </w:rPr>
+                    <w:t xml:space="preserve">Answer</w:t>
+                  </w:r>
+                  <w:r>
+                    <w:rPr>
+                      <w:rFonts w:ascii="Avenir Next" w:hAnsi="Avenir Next" w:cs="Avenir Next" w:eastAsia="Avenir Next"/>
+                      <w:color w:val="1A1A1A"/>
                       <w:sz w:val="18"/>
                       <w:szCs w:val="18"/>
                     </w:rPr>
-                    <w:t xml:space="preserve">Answer</w:t>
-                  </w:r>
-                  <w:r>
-                    <w:rPr>
-                      <w:rFonts w:ascii="Avenir Next" w:hAnsi="Avenir Next" w:cs="Avenir Next" w:eastAsia="Avenir Next"/>
-                      <w:color w:val="1A1A1A"/>
-                      <w:sz w:val="18"/>
-                      <w:szCs w:val="18"/>
-                    </w:rPr>
                     <w:tab/>
                   </w:r>
                   <w:r>
                     <w:rPr>
                       <w:rFonts w:ascii="Avenir Next" w:hAnsi="Avenir Next" w:cs="Avenir Next" w:eastAsia="Avenir Next"/>
                       <w:color w:val="1A1A1A"/>
-                      <w:sz w:val="18"/>
+                      <w:sz w:val="22"/>
                       <w:szCs w:val="18"/>
                     </w:rPr>
                     <w:t xml:space="preserve">  ft³</w:t>
@@ -1530,7 +1531,7 @@
                     <w:drawing>
                       <wp:inline distT="0" distB="0" distL="0" distR="0">
                         <wp:extent cx="1188720" cy="837013"/>
-                        <wp:docPr id="2" name="Figure 2"/>
+                        <wp:docPr id="2" name="Figure 2" descr="Rectangular prism. Length 4 ft, width 2 ft, height 3 ft."/>
                         <a:graphic xmlns:a="http://schemas.openxmlformats.org/drawingml/2006/main">
                           <a:graphicData uri="http://schemas.openxmlformats.org/drawingml/2006/picture">
                             <pic:pic xmlns:pic="http://schemas.openxmlformats.org/drawingml/2006/picture">
@@ -1628,7 +1629,7 @@
                 <w:rFonts w:ascii="Avenir Next" w:hAnsi="Avenir Next" w:cs="Avenir Next" w:eastAsia="Avenir Next"/>
                 <w:b/>
                 <w:color w:val="1A1A1A"/>
-                <w:sz w:val="20"/>
+                <w:sz w:val="22"/>
                 <w:szCs w:val="20"/>
               </w:rPr>
               <w:t xml:space="preserve">3.</w:t>
@@ -1646,7 +1647,7 @@
               <w:rPr>
                 <w:rFonts w:ascii="Avenir Next" w:hAnsi="Avenir Next" w:cs="Avenir Next" w:eastAsia="Avenir Next"/>
                 <w:color w:val="1A1A1A"/>
-                <w:sz w:val="20"/>
+                <w:sz w:val="22"/>
                 <w:szCs w:val="20"/>
               </w:rPr>
               <w:t xml:space="preserve">A prism has a base area of 20 m² and a height of 6 m. What is its volume?</w:t>
@@ -1702,25 +1703,25 @@
                       <w:rFonts w:ascii="Avenir Next" w:hAnsi="Avenir Next" w:cs="Avenir Next" w:eastAsia="Avenir Next"/>
                       <w:b/>
                       <w:color w:val="003A70"/>
+                      <w:sz w:val="22"/>
+                      <w:szCs w:val="19"/>
+                    </w:rPr>
+                    <w:t xml:space="preserve">A</w:t>
+                  </w:r>
+                  <w:r>
+                    <w:rPr>
+                      <w:rFonts w:ascii="Avenir Next" w:hAnsi="Avenir Next" w:cs="Avenir Next" w:eastAsia="Avenir Next"/>
+                      <w:color w:val="1A1A1A"/>
                       <w:sz w:val="19"/>
                       <w:szCs w:val="19"/>
                     </w:rPr>
-                    <w:t xml:space="preserve">A</w:t>
-                  </w:r>
-                  <w:r>
-                    <w:rPr>
-                      <w:rFonts w:ascii="Avenir Next" w:hAnsi="Avenir Next" w:cs="Avenir Next" w:eastAsia="Avenir Next"/>
-                      <w:color w:val="1A1A1A"/>
-                      <w:sz w:val="19"/>
-                      <w:szCs w:val="19"/>
-                    </w:rPr>
                     <w:tab/>
                   </w:r>
                   <w:r>
                     <w:rPr>
                       <w:rFonts w:ascii="Avenir Next" w:hAnsi="Avenir Next" w:cs="Avenir Next" w:eastAsia="Avenir Next"/>
                       <w:color w:val="1A1A1A"/>
-                      <w:sz w:val="19"/>
+                      <w:sz w:val="22"/>
                       <w:szCs w:val="19"/>
                     </w:rPr>
                     <w:t xml:space="preserve">26 m³</w:t>
@@ -1745,25 +1746,25 @@
                       <w:rFonts w:ascii="Avenir Next" w:hAnsi="Avenir Next" w:cs="Avenir Next" w:eastAsia="Avenir Next"/>
                       <w:b/>
                       <w:color w:val="003A70"/>
+                      <w:sz w:val="22"/>
+                      <w:szCs w:val="19"/>
+                    </w:rPr>
+                    <w:t xml:space="preserve">B</w:t>
+                  </w:r>
+                  <w:r>
+                    <w:rPr>
+                      <w:rFonts w:ascii="Avenir Next" w:hAnsi="Avenir Next" w:cs="Avenir Next" w:eastAsia="Avenir Next"/>
+                      <w:color w:val="1A1A1A"/>
                       <w:sz w:val="19"/>
                       <w:szCs w:val="19"/>
                     </w:rPr>
-                    <w:t xml:space="preserve">B</w:t>
-                  </w:r>
-                  <w:r>
-                    <w:rPr>
-                      <w:rFonts w:ascii="Avenir Next" w:hAnsi="Avenir Next" w:cs="Avenir Next" w:eastAsia="Avenir Next"/>
-                      <w:color w:val="1A1A1A"/>
-                      <w:sz w:val="19"/>
-                      <w:szCs w:val="19"/>
-                    </w:rPr>
                     <w:tab/>
                   </w:r>
                   <w:r>
                     <w:rPr>
                       <w:rFonts w:ascii="Avenir Next" w:hAnsi="Avenir Next" w:cs="Avenir Next" w:eastAsia="Avenir Next"/>
                       <w:color w:val="1A1A1A"/>
-                      <w:sz w:val="19"/>
+                      <w:sz w:val="22"/>
                       <w:szCs w:val="19"/>
                     </w:rPr>
                     <w:t xml:space="preserve">120 m²</w:t>
@@ -1788,25 +1789,25 @@
                       <w:rFonts w:ascii="Avenir Next" w:hAnsi="Avenir Next" w:cs="Avenir Next" w:eastAsia="Avenir Next"/>
                       <w:b/>
                       <w:color w:val="003A70"/>
+                      <w:sz w:val="22"/>
+                      <w:szCs w:val="19"/>
+                    </w:rPr>
+                    <w:t xml:space="preserve">C</w:t>
+                  </w:r>
+                  <w:r>
+                    <w:rPr>
+                      <w:rFonts w:ascii="Avenir Next" w:hAnsi="Avenir Next" w:cs="Avenir Next" w:eastAsia="Avenir Next"/>
+                      <w:color w:val="1A1A1A"/>
                       <w:sz w:val="19"/>
                       <w:szCs w:val="19"/>
                     </w:rPr>
-                    <w:t xml:space="preserve">C</w:t>
-                  </w:r>
-                  <w:r>
-                    <w:rPr>
-                      <w:rFonts w:ascii="Avenir Next" w:hAnsi="Avenir Next" w:cs="Avenir Next" w:eastAsia="Avenir Next"/>
-                      <w:color w:val="1A1A1A"/>
-                      <w:sz w:val="19"/>
-                      <w:szCs w:val="19"/>
-                    </w:rPr>
                     <w:tab/>
                   </w:r>
                   <w:r>
                     <w:rPr>
                       <w:rFonts w:ascii="Avenir Next" w:hAnsi="Avenir Next" w:cs="Avenir Next" w:eastAsia="Avenir Next"/>
                       <w:color w:val="1A1A1A"/>
-                      <w:sz w:val="19"/>
+                      <w:sz w:val="22"/>
                       <w:szCs w:val="19"/>
                     </w:rPr>
                     <w:t xml:space="preserve">120 m³</w:t>
@@ -1831,25 +1832,25 @@
                       <w:rFonts w:ascii="Avenir Next" w:hAnsi="Avenir Next" w:cs="Avenir Next" w:eastAsia="Avenir Next"/>
                       <w:b/>
                       <w:color w:val="003A70"/>
+                      <w:sz w:val="22"/>
+                      <w:szCs w:val="19"/>
+                    </w:rPr>
+                    <w:t xml:space="preserve">D</w:t>
+                  </w:r>
+                  <w:r>
+                    <w:rPr>
+                      <w:rFonts w:ascii="Avenir Next" w:hAnsi="Avenir Next" w:cs="Avenir Next" w:eastAsia="Avenir Next"/>
+                      <w:color w:val="1A1A1A"/>
                       <w:sz w:val="19"/>
                       <w:szCs w:val="19"/>
                     </w:rPr>
-                    <w:t xml:space="preserve">D</w:t>
-                  </w:r>
-                  <w:r>
-                    <w:rPr>
-                      <w:rFonts w:ascii="Avenir Next" w:hAnsi="Avenir Next" w:cs="Avenir Next" w:eastAsia="Avenir Next"/>
-                      <w:color w:val="1A1A1A"/>
-                      <w:sz w:val="19"/>
-                      <w:szCs w:val="19"/>
-                    </w:rPr>
                     <w:tab/>
                   </w:r>
                   <w:r>
                     <w:rPr>
                       <w:rFonts w:ascii="Avenir Next" w:hAnsi="Avenir Next" w:cs="Avenir Next" w:eastAsia="Avenir Next"/>
                       <w:color w:val="1A1A1A"/>
-                      <w:sz w:val="19"/>
+                      <w:sz w:val="22"/>
                       <w:szCs w:val="19"/>
                     </w:rPr>
                     <w:t xml:space="preserve">240 m³</w:t>
@@ -1899,7 +1900,7 @@
         <w:rPr>
           <w:rFonts w:ascii="Avenir Next" w:hAnsi="Avenir Next" w:cs="Avenir Next" w:eastAsia="Avenir Next"/>
           <w:color w:val="1A1A1A"/>
-          <w:sz w:val="17"/>
+          <w:sz w:val="22"/>
           <w:szCs w:val="17"/>
         </w:rPr>
         <w:t xml:space="preserve">  I got it</w:t>
@@ -1917,7 +1918,7 @@
         <w:rPr>
           <w:rFonts w:ascii="Avenir Next" w:hAnsi="Avenir Next" w:cs="Avenir Next" w:eastAsia="Avenir Next"/>
           <w:color w:val="1A1A1A"/>
-          <w:sz w:val="17"/>
+          <w:sz w:val="22"/>
           <w:szCs w:val="17"/>
         </w:rPr>
         <w:t xml:space="preserve">  Almost</w:t>
@@ -1935,7 +1936,7 @@
         <w:rPr>
           <w:rFonts w:ascii="Avenir Next" w:hAnsi="Avenir Next" w:cs="Avenir Next" w:eastAsia="Avenir Next"/>
           <w:color w:val="1A1A1A"/>
-          <w:sz w:val="17"/>
+          <w:sz w:val="22"/>
           <w:szCs w:val="17"/>
         </w:rPr>
         <w:t xml:space="preserve">  I need help</w:t>
@@ -1974,7 +1975,7 @@
         <w:rPr>
           <w:rFonts w:ascii="Avenir Next" w:hAnsi="Avenir Next" w:cs="Avenir Next" w:eastAsia="Avenir Next"/>
           <w:color w:val="1A1A1A"/>
-          <w:sz w:val="18"/>
+          <w:sz w:val="22"/>
           <w:szCs w:val="18"/>
         </w:rPr>
         <w:t xml:space="preserve">Name</w:t>
@@ -2059,7 +2060,7 @@
                 <w:rFonts w:ascii="Avenir Next" w:hAnsi="Avenir Next" w:cs="Avenir Next" w:eastAsia="Avenir Next"/>
                 <w:b/>
                 <w:color w:val="1A1A1A"/>
-                <w:sz w:val="20"/>
+                <w:sz w:val="22"/>
                 <w:szCs w:val="20"/>
               </w:rPr>
               <w:t xml:space="preserve">1.</w:t>
@@ -2077,7 +2078,7 @@
               <w:rPr>
                 <w:rFonts w:ascii="Avenir Next" w:hAnsi="Avenir Next" w:cs="Avenir Next" w:eastAsia="Avenir Next"/>
                 <w:color w:val="1A1A1A"/>
-                <w:sz w:val="20"/>
+                <w:sz w:val="22"/>
                 <w:szCs w:val="20"/>
               </w:rPr>
               <w:t xml:space="preserve">Find each value.</w:t>
@@ -2132,10 +2133,28 @@
                       <w:rFonts w:ascii="Avenir Next" w:hAnsi="Avenir Next" w:cs="Avenir Next" w:eastAsia="Avenir Next"/>
                       <w:b/>
                       <w:color w:val="003A70"/>
+                      <w:sz w:val="22"/>
+                      <w:szCs w:val="20"/>
+                    </w:rPr>
+                    <w:t xml:space="preserve">a.</w:t>
+                  </w:r>
+                  <w:r>
+                    <w:rPr>
+                      <w:rFonts w:ascii="Avenir Next" w:hAnsi="Avenir Next" w:cs="Avenir Next" w:eastAsia="Avenir Next"/>
+                      <w:color w:val="1A1A1A"/>
                       <w:sz w:val="20"/>
                       <w:szCs w:val="20"/>
                     </w:rPr>
-                    <w:t xml:space="preserve">a.</w:t>
+                    <w:tab/>
+                  </w:r>
+                  <w:r>
+                    <w:rPr>
+                      <w:rFonts w:ascii="Avenir Next" w:hAnsi="Avenir Next" w:cs="Avenir Next" w:eastAsia="Avenir Next"/>
+                      <w:color w:val="1A1A1A"/>
+                      <w:sz w:val="22"/>
+                      <w:szCs w:val="20"/>
+                    </w:rPr>
+                    <w:t xml:space="preserve">V of 1/2 cm × 6 cm × 5 cm</w:t>
                   </w:r>
                   <w:r>
                     <w:rPr>
@@ -2144,7 +2163,7 @@
                       <w:sz w:val="20"/>
                       <w:szCs w:val="20"/>
                     </w:rPr>
-                    <w:tab/>
+                    <w:t xml:space="preserve">  </w:t>
                   </w:r>
                   <w:r>
                     <w:rPr>
@@ -2152,24 +2171,6 @@
                       <w:color w:val="1A1A1A"/>
                       <w:sz w:val="20"/>
                       <w:szCs w:val="20"/>
-                    </w:rPr>
-                    <w:t xml:space="preserve">V of 1/2 cm × 6 cm × 5 cm</w:t>
-                  </w:r>
-                  <w:r>
-                    <w:rPr>
-                      <w:rFonts w:ascii="Avenir Next" w:hAnsi="Avenir Next" w:cs="Avenir Next" w:eastAsia="Avenir Next"/>
-                      <w:color w:val="1A1A1A"/>
-                      <w:sz w:val="20"/>
-                      <w:szCs w:val="20"/>
-                    </w:rPr>
-                    <w:t xml:space="preserve">  </w:t>
-                  </w:r>
-                  <w:r>
-                    <w:rPr>
-                      <w:rFonts w:ascii="Avenir Next" w:hAnsi="Avenir Next" w:cs="Avenir Next" w:eastAsia="Avenir Next"/>
-                      <w:color w:val="1A1A1A"/>
-                      <w:sz w:val="20"/>
-                      <w:szCs w:val="20"/>
                       <w:u w:val="single"/>
                     </w:rPr>
                     <w:t xml:space="preserve">              </w:t>
@@ -2178,7 +2179,7 @@
                     <w:rPr>
                       <w:rFonts w:ascii="Avenir Next" w:hAnsi="Avenir Next" w:cs="Avenir Next" w:eastAsia="Avenir Next"/>
                       <w:color w:val="1A1A1A"/>
-                      <w:sz w:val="20"/>
+                      <w:sz w:val="22"/>
                       <w:szCs w:val="20"/>
                     </w:rPr>
                     <w:t xml:space="preserve"> cm³</w:t>
@@ -2203,10 +2204,28 @@
                       <w:rFonts w:ascii="Avenir Next" w:hAnsi="Avenir Next" w:cs="Avenir Next" w:eastAsia="Avenir Next"/>
                       <w:b/>
                       <w:color w:val="003A70"/>
+                      <w:sz w:val="22"/>
+                      <w:szCs w:val="20"/>
+                    </w:rPr>
+                    <w:t xml:space="preserve">b.</w:t>
+                  </w:r>
+                  <w:r>
+                    <w:rPr>
+                      <w:rFonts w:ascii="Avenir Next" w:hAnsi="Avenir Next" w:cs="Avenir Next" w:eastAsia="Avenir Next"/>
+                      <w:color w:val="1A1A1A"/>
                       <w:sz w:val="20"/>
                       <w:szCs w:val="20"/>
                     </w:rPr>
-                    <w:t xml:space="preserve">b.</w:t>
+                    <w:tab/>
+                  </w:r>
+                  <w:r>
+                    <w:rPr>
+                      <w:rFonts w:ascii="Avenir Next" w:hAnsi="Avenir Next" w:cs="Avenir Next" w:eastAsia="Avenir Next"/>
+                      <w:color w:val="1A1A1A"/>
+                      <w:sz w:val="22"/>
+                      <w:szCs w:val="20"/>
+                    </w:rPr>
+                    <w:t xml:space="preserve">V = 84 in³, base 3 in by 4 in; h =</w:t>
                   </w:r>
                   <w:r>
                     <w:rPr>
@@ -2215,7 +2234,7 @@
                       <w:sz w:val="20"/>
                       <w:szCs w:val="20"/>
                     </w:rPr>
-                    <w:tab/>
+                    <w:t xml:space="preserve">  </w:t>
                   </w:r>
                   <w:r>
                     <w:rPr>
@@ -2223,24 +2242,6 @@
                       <w:color w:val="1A1A1A"/>
                       <w:sz w:val="20"/>
                       <w:szCs w:val="20"/>
-                    </w:rPr>
-                    <w:t xml:space="preserve">V = 84 in³, base 3 in by 4 in; h =</w:t>
-                  </w:r>
-                  <w:r>
-                    <w:rPr>
-                      <w:rFonts w:ascii="Avenir Next" w:hAnsi="Avenir Next" w:cs="Avenir Next" w:eastAsia="Avenir Next"/>
-                      <w:color w:val="1A1A1A"/>
-                      <w:sz w:val="20"/>
-                      <w:szCs w:val="20"/>
-                    </w:rPr>
-                    <w:t xml:space="preserve">  </w:t>
-                  </w:r>
-                  <w:r>
-                    <w:rPr>
-                      <w:rFonts w:ascii="Avenir Next" w:hAnsi="Avenir Next" w:cs="Avenir Next" w:eastAsia="Avenir Next"/>
-                      <w:color w:val="1A1A1A"/>
-                      <w:sz w:val="20"/>
-                      <w:szCs w:val="20"/>
                       <w:u w:val="single"/>
                     </w:rPr>
                     <w:t xml:space="preserve">              </w:t>
@@ -2249,7 +2250,7 @@
                     <w:rPr>
                       <w:rFonts w:ascii="Avenir Next" w:hAnsi="Avenir Next" w:cs="Avenir Next" w:eastAsia="Avenir Next"/>
                       <w:color w:val="1A1A1A"/>
-                      <w:sz w:val="20"/>
+                      <w:sz w:val="22"/>
                       <w:szCs w:val="20"/>
                     </w:rPr>
                     <w:t xml:space="preserve"> in</w:t>
@@ -2357,25 +2358,25 @@
                       <w:rFonts w:ascii="Avenir Next" w:hAnsi="Avenir Next" w:cs="Avenir Next" w:eastAsia="Avenir Next"/>
                       <w:b/>
                       <w:color w:val="1A1A1A"/>
+                      <w:sz w:val="22"/>
+                      <w:szCs w:val="20"/>
+                    </w:rPr>
+                    <w:t xml:space="preserve">2.</w:t>
+                  </w:r>
+                  <w:r>
+                    <w:rPr>
+                      <w:rFonts w:ascii="Avenir Next" w:hAnsi="Avenir Next" w:cs="Avenir Next" w:eastAsia="Avenir Next"/>
+                      <w:color w:val="1A1A1A"/>
                       <w:sz w:val="20"/>
                       <w:szCs w:val="20"/>
                     </w:rPr>
-                    <w:t xml:space="preserve">2.</w:t>
-                  </w:r>
-                  <w:r>
-                    <w:rPr>
-                      <w:rFonts w:ascii="Avenir Next" w:hAnsi="Avenir Next" w:cs="Avenir Next" w:eastAsia="Avenir Next"/>
-                      <w:color w:val="1A1A1A"/>
-                      <w:sz w:val="20"/>
-                      <w:szCs w:val="20"/>
-                    </w:rPr>
                     <w:tab/>
                   </w:r>
                   <w:r>
                     <w:rPr>
                       <w:rFonts w:ascii="Avenir Next" w:hAnsi="Avenir Next" w:cs="Avenir Next" w:eastAsia="Avenir Next"/>
                       <w:color w:val="1A1A1A"/>
-                      <w:sz w:val="20"/>
+                      <w:sz w:val="22"/>
                       <w:szCs w:val="20"/>
                     </w:rPr>
                     <w:t xml:space="preserve">The prism has a volume of 180 cm³. Find its height h.</w:t>
@@ -2452,25 +2453,25 @@
                       <w:rFonts w:ascii="Avenir Next" w:hAnsi="Avenir Next" w:cs="Avenir Next" w:eastAsia="Avenir Next"/>
                       <w:b/>
                       <w:color w:val="1A1A1A"/>
+                      <w:sz w:val="22"/>
+                      <w:szCs w:val="18"/>
+                    </w:rPr>
+                    <w:t xml:space="preserve">Answer</w:t>
+                  </w:r>
+                  <w:r>
+                    <w:rPr>
+                      <w:rFonts w:ascii="Avenir Next" w:hAnsi="Avenir Next" w:cs="Avenir Next" w:eastAsia="Avenir Next"/>
+                      <w:color w:val="1A1A1A"/>
                       <w:sz w:val="18"/>
                       <w:szCs w:val="18"/>
                     </w:rPr>
-                    <w:t xml:space="preserve">Answer</w:t>
-                  </w:r>
-                  <w:r>
-                    <w:rPr>
-                      <w:rFonts w:ascii="Avenir Next" w:hAnsi="Avenir Next" w:cs="Avenir Next" w:eastAsia="Avenir Next"/>
-                      <w:color w:val="1A1A1A"/>
-                      <w:sz w:val="18"/>
-                      <w:szCs w:val="18"/>
-                    </w:rPr>
                     <w:tab/>
                   </w:r>
                   <w:r>
                     <w:rPr>
                       <w:rFonts w:ascii="Avenir Next" w:hAnsi="Avenir Next" w:cs="Avenir Next" w:eastAsia="Avenir Next"/>
                       <w:color w:val="1A1A1A"/>
-                      <w:sz w:val="18"/>
+                      <w:sz w:val="22"/>
                       <w:szCs w:val="18"/>
                     </w:rPr>
                     <w:t xml:space="preserve">  cm</w:t>
@@ -2491,7 +2492,7 @@
                     <w:drawing>
                       <wp:inline distT="0" distB="0" distL="0" distR="0">
                         <wp:extent cx="1188720" cy="563534"/>
-                        <wp:docPr id="3" name="Figure 3"/>
+                        <wp:docPr id="3" name="Figure 3" descr="Rectangular prism. Length 10 cm, width 6 cm, height h."/>
                         <a:graphic xmlns:a="http://schemas.openxmlformats.org/drawingml/2006/main">
                           <a:graphicData uri="http://schemas.openxmlformats.org/drawingml/2006/picture">
                             <pic:pic xmlns:pic="http://schemas.openxmlformats.org/drawingml/2006/picture">
@@ -2589,7 +2590,7 @@
                 <w:rFonts w:ascii="Avenir Next" w:hAnsi="Avenir Next" w:cs="Avenir Next" w:eastAsia="Avenir Next"/>
                 <w:b/>
                 <w:color w:val="1A1A1A"/>
-                <w:sz w:val="20"/>
+                <w:sz w:val="22"/>
                 <w:szCs w:val="20"/>
               </w:rPr>
               <w:t xml:space="preserve">3.</w:t>
@@ -2607,7 +2608,7 @@
               <w:rPr>
                 <w:rFonts w:ascii="Avenir Next" w:hAnsi="Avenir Next" w:cs="Avenir Next" w:eastAsia="Avenir Next"/>
                 <w:color w:val="1A1A1A"/>
-                <w:sz w:val="20"/>
+                <w:sz w:val="22"/>
                 <w:szCs w:val="20"/>
               </w:rPr>
               <w:t xml:space="preserve">What is the volume of a block 4 ft by 1/2 ft by 3 ft?</w:t>
@@ -2663,25 +2664,25 @@
                       <w:rFonts w:ascii="Avenir Next" w:hAnsi="Avenir Next" w:cs="Avenir Next" w:eastAsia="Avenir Next"/>
                       <w:b/>
                       <w:color w:val="003A70"/>
+                      <w:sz w:val="22"/>
+                      <w:szCs w:val="19"/>
+                    </w:rPr>
+                    <w:t xml:space="preserve">A</w:t>
+                  </w:r>
+                  <w:r>
+                    <w:rPr>
+                      <w:rFonts w:ascii="Avenir Next" w:hAnsi="Avenir Next" w:cs="Avenir Next" w:eastAsia="Avenir Next"/>
+                      <w:color w:val="1A1A1A"/>
                       <w:sz w:val="19"/>
                       <w:szCs w:val="19"/>
                     </w:rPr>
-                    <w:t xml:space="preserve">A</w:t>
-                  </w:r>
-                  <w:r>
-                    <w:rPr>
-                      <w:rFonts w:ascii="Avenir Next" w:hAnsi="Avenir Next" w:cs="Avenir Next" w:eastAsia="Avenir Next"/>
-                      <w:color w:val="1A1A1A"/>
-                      <w:sz w:val="19"/>
-                      <w:szCs w:val="19"/>
-                    </w:rPr>
                     <w:tab/>
                   </w:r>
                   <w:r>
                     <w:rPr>
                       <w:rFonts w:ascii="Avenir Next" w:hAnsi="Avenir Next" w:cs="Avenir Next" w:eastAsia="Avenir Next"/>
                       <w:color w:val="1A1A1A"/>
-                      <w:sz w:val="19"/>
+                      <w:sz w:val="22"/>
                       <w:szCs w:val="19"/>
                     </w:rPr>
                     <w:t xml:space="preserve">6 ft³</w:t>
@@ -2706,25 +2707,25 @@
                       <w:rFonts w:ascii="Avenir Next" w:hAnsi="Avenir Next" w:cs="Avenir Next" w:eastAsia="Avenir Next"/>
                       <w:b/>
                       <w:color w:val="003A70"/>
+                      <w:sz w:val="22"/>
+                      <w:szCs w:val="19"/>
+                    </w:rPr>
+                    <w:t xml:space="preserve">B</w:t>
+                  </w:r>
+                  <w:r>
+                    <w:rPr>
+                      <w:rFonts w:ascii="Avenir Next" w:hAnsi="Avenir Next" w:cs="Avenir Next" w:eastAsia="Avenir Next"/>
+                      <w:color w:val="1A1A1A"/>
                       <w:sz w:val="19"/>
                       <w:szCs w:val="19"/>
                     </w:rPr>
-                    <w:t xml:space="preserve">B</w:t>
-                  </w:r>
-                  <w:r>
-                    <w:rPr>
-                      <w:rFonts w:ascii="Avenir Next" w:hAnsi="Avenir Next" w:cs="Avenir Next" w:eastAsia="Avenir Next"/>
-                      <w:color w:val="1A1A1A"/>
-                      <w:sz w:val="19"/>
-                      <w:szCs w:val="19"/>
-                    </w:rPr>
                     <w:tab/>
                   </w:r>
                   <w:r>
                     <w:rPr>
                       <w:rFonts w:ascii="Avenir Next" w:hAnsi="Avenir Next" w:cs="Avenir Next" w:eastAsia="Avenir Next"/>
                       <w:color w:val="1A1A1A"/>
-                      <w:sz w:val="19"/>
+                      <w:sz w:val="22"/>
                       <w:szCs w:val="19"/>
                     </w:rPr>
                     <w:t xml:space="preserve">7 1/2 ft³</w:t>
@@ -2749,25 +2750,25 @@
                       <w:rFonts w:ascii="Avenir Next" w:hAnsi="Avenir Next" w:cs="Avenir Next" w:eastAsia="Avenir Next"/>
                       <w:b/>
                       <w:color w:val="003A70"/>
+                      <w:sz w:val="22"/>
+                      <w:szCs w:val="19"/>
+                    </w:rPr>
+                    <w:t xml:space="preserve">C</w:t>
+                  </w:r>
+                  <w:r>
+                    <w:rPr>
+                      <w:rFonts w:ascii="Avenir Next" w:hAnsi="Avenir Next" w:cs="Avenir Next" w:eastAsia="Avenir Next"/>
+                      <w:color w:val="1A1A1A"/>
                       <w:sz w:val="19"/>
                       <w:szCs w:val="19"/>
                     </w:rPr>
-                    <w:t xml:space="preserve">C</w:t>
-                  </w:r>
-                  <w:r>
-                    <w:rPr>
-                      <w:rFonts w:ascii="Avenir Next" w:hAnsi="Avenir Next" w:cs="Avenir Next" w:eastAsia="Avenir Next"/>
-                      <w:color w:val="1A1A1A"/>
-                      <w:sz w:val="19"/>
-                      <w:szCs w:val="19"/>
-                    </w:rPr>
                     <w:tab/>
                   </w:r>
                   <w:r>
                     <w:rPr>
                       <w:rFonts w:ascii="Avenir Next" w:hAnsi="Avenir Next" w:cs="Avenir Next" w:eastAsia="Avenir Next"/>
                       <w:color w:val="1A1A1A"/>
-                      <w:sz w:val="19"/>
+                      <w:sz w:val="22"/>
                       <w:szCs w:val="19"/>
                     </w:rPr>
                     <w:t xml:space="preserve">12 ft³</w:t>
@@ -2792,25 +2793,25 @@
                       <w:rFonts w:ascii="Avenir Next" w:hAnsi="Avenir Next" w:cs="Avenir Next" w:eastAsia="Avenir Next"/>
                       <w:b/>
                       <w:color w:val="003A70"/>
+                      <w:sz w:val="22"/>
+                      <w:szCs w:val="19"/>
+                    </w:rPr>
+                    <w:t xml:space="preserve">D</w:t>
+                  </w:r>
+                  <w:r>
+                    <w:rPr>
+                      <w:rFonts w:ascii="Avenir Next" w:hAnsi="Avenir Next" w:cs="Avenir Next" w:eastAsia="Avenir Next"/>
+                      <w:color w:val="1A1A1A"/>
                       <w:sz w:val="19"/>
                       <w:szCs w:val="19"/>
                     </w:rPr>
-                    <w:t xml:space="preserve">D</w:t>
-                  </w:r>
-                  <w:r>
-                    <w:rPr>
-                      <w:rFonts w:ascii="Avenir Next" w:hAnsi="Avenir Next" w:cs="Avenir Next" w:eastAsia="Avenir Next"/>
-                      <w:color w:val="1A1A1A"/>
-                      <w:sz w:val="19"/>
-                      <w:szCs w:val="19"/>
-                    </w:rPr>
                     <w:tab/>
                   </w:r>
                   <w:r>
                     <w:rPr>
                       <w:rFonts w:ascii="Avenir Next" w:hAnsi="Avenir Next" w:cs="Avenir Next" w:eastAsia="Avenir Next"/>
                       <w:color w:val="1A1A1A"/>
-                      <w:sz w:val="19"/>
+                      <w:sz w:val="22"/>
                       <w:szCs w:val="19"/>
                     </w:rPr>
                     <w:t xml:space="preserve">24 ft³</w:t>
@@ -2860,7 +2861,7 @@
         <w:rPr>
           <w:rFonts w:ascii="Avenir Next" w:hAnsi="Avenir Next" w:cs="Avenir Next" w:eastAsia="Avenir Next"/>
           <w:color w:val="1A1A1A"/>
-          <w:sz w:val="17"/>
+          <w:sz w:val="22"/>
           <w:szCs w:val="17"/>
         </w:rPr>
         <w:t xml:space="preserve">  I got it</w:t>
@@ -2878,7 +2879,7 @@
         <w:rPr>
           <w:rFonts w:ascii="Avenir Next" w:hAnsi="Avenir Next" w:cs="Avenir Next" w:eastAsia="Avenir Next"/>
           <w:color w:val="1A1A1A"/>
-          <w:sz w:val="17"/>
+          <w:sz w:val="22"/>
           <w:szCs w:val="17"/>
         </w:rPr>
         <w:t xml:space="preserve">  Almost</w:t>
@@ -2896,7 +2897,7 @@
         <w:rPr>
           <w:rFonts w:ascii="Avenir Next" w:hAnsi="Avenir Next" w:cs="Avenir Next" w:eastAsia="Avenir Next"/>
           <w:color w:val="1A1A1A"/>
-          <w:sz w:val="17"/>
+          <w:sz w:val="22"/>
           <w:szCs w:val="17"/>
         </w:rPr>
         <w:t xml:space="preserve">  I need help</w:t>
@@ -2953,7 +2954,7 @@
         <w:rPr>
           <w:rFonts w:ascii="Avenir Next" w:hAnsi="Avenir Next" w:cs="Avenir Next" w:eastAsia="Avenir Next"/>
           <w:color w:val="1A1A1A"/>
-          <w:sz w:val="18"/>
+          <w:sz w:val="22"/>
           <w:szCs w:val="18"/>
         </w:rPr>
         <w:t xml:space="preserve">Name</w:t>
@@ -3038,7 +3039,7 @@
                 <w:rFonts w:ascii="Avenir Next" w:hAnsi="Avenir Next" w:cs="Avenir Next" w:eastAsia="Avenir Next"/>
                 <w:b/>
                 <w:color w:val="1A1A1A"/>
-                <w:sz w:val="20"/>
+                <w:sz w:val="22"/>
                 <w:szCs w:val="20"/>
               </w:rPr>
               <w:t xml:space="preserve">1.</w:t>
@@ -3056,7 +3057,7 @@
               <w:rPr>
                 <w:rFonts w:ascii="Avenir Next" w:hAnsi="Avenir Next" w:cs="Avenir Next" w:eastAsia="Avenir Next"/>
                 <w:color w:val="1A1A1A"/>
-                <w:sz w:val="20"/>
+                <w:sz w:val="22"/>
                 <w:szCs w:val="20"/>
               </w:rPr>
               <w:t xml:space="preserve">Find each value.</w:t>
@@ -3111,10 +3112,28 @@
                       <w:rFonts w:ascii="Avenir Next" w:hAnsi="Avenir Next" w:cs="Avenir Next" w:eastAsia="Avenir Next"/>
                       <w:b/>
                       <w:color w:val="003A70"/>
+                      <w:sz w:val="22"/>
+                      <w:szCs w:val="20"/>
+                    </w:rPr>
+                    <w:t xml:space="preserve">a.</w:t>
+                  </w:r>
+                  <w:r>
+                    <w:rPr>
+                      <w:rFonts w:ascii="Avenir Next" w:hAnsi="Avenir Next" w:cs="Avenir Next" w:eastAsia="Avenir Next"/>
+                      <w:color w:val="1A1A1A"/>
                       <w:sz w:val="20"/>
                       <w:szCs w:val="20"/>
                     </w:rPr>
-                    <w:t xml:space="preserve">a.</w:t>
+                    <w:tab/>
+                  </w:r>
+                  <w:r>
+                    <w:rPr>
+                      <w:rFonts w:ascii="Avenir Next" w:hAnsi="Avenir Next" w:cs="Avenir Next" w:eastAsia="Avenir Next"/>
+                      <w:color w:val="1A1A1A"/>
+                      <w:sz w:val="22"/>
+                      <w:szCs w:val="20"/>
+                    </w:rPr>
+                    <w:t xml:space="preserve">V of 1/2 cm × 6 cm × 5 cm</w:t>
                   </w:r>
                   <w:r>
                     <w:rPr>
@@ -3123,7 +3142,7 @@
                       <w:sz w:val="20"/>
                       <w:szCs w:val="20"/>
                     </w:rPr>
-                    <w:tab/>
+                    <w:t xml:space="preserve">  </w:t>
                   </w:r>
                   <w:r>
                     <w:rPr>
@@ -3131,24 +3150,6 @@
                       <w:color w:val="1A1A1A"/>
                       <w:sz w:val="20"/>
                       <w:szCs w:val="20"/>
-                    </w:rPr>
-                    <w:t xml:space="preserve">V of 1/2 cm × 6 cm × 5 cm</w:t>
-                  </w:r>
-                  <w:r>
-                    <w:rPr>
-                      <w:rFonts w:ascii="Avenir Next" w:hAnsi="Avenir Next" w:cs="Avenir Next" w:eastAsia="Avenir Next"/>
-                      <w:color w:val="1A1A1A"/>
-                      <w:sz w:val="20"/>
-                      <w:szCs w:val="20"/>
-                    </w:rPr>
-                    <w:t xml:space="preserve">  </w:t>
-                  </w:r>
-                  <w:r>
-                    <w:rPr>
-                      <w:rFonts w:ascii="Avenir Next" w:hAnsi="Avenir Next" w:cs="Avenir Next" w:eastAsia="Avenir Next"/>
-                      <w:color w:val="1A1A1A"/>
-                      <w:sz w:val="20"/>
-                      <w:szCs w:val="20"/>
                       <w:u w:val="single"/>
                     </w:rPr>
                     <w:t xml:space="preserve">              </w:t>
@@ -3157,7 +3158,7 @@
                     <w:rPr>
                       <w:rFonts w:ascii="Avenir Next" w:hAnsi="Avenir Next" w:cs="Avenir Next" w:eastAsia="Avenir Next"/>
                       <w:color w:val="1A1A1A"/>
-                      <w:sz w:val="20"/>
+                      <w:sz w:val="22"/>
                       <w:szCs w:val="20"/>
                     </w:rPr>
                     <w:t xml:space="preserve"> cm³</w:t>
@@ -3182,10 +3183,28 @@
                       <w:rFonts w:ascii="Avenir Next" w:hAnsi="Avenir Next" w:cs="Avenir Next" w:eastAsia="Avenir Next"/>
                       <w:b/>
                       <w:color w:val="003A70"/>
+                      <w:sz w:val="22"/>
+                      <w:szCs w:val="20"/>
+                    </w:rPr>
+                    <w:t xml:space="preserve">b.</w:t>
+                  </w:r>
+                  <w:r>
+                    <w:rPr>
+                      <w:rFonts w:ascii="Avenir Next" w:hAnsi="Avenir Next" w:cs="Avenir Next" w:eastAsia="Avenir Next"/>
+                      <w:color w:val="1A1A1A"/>
                       <w:sz w:val="20"/>
                       <w:szCs w:val="20"/>
                     </w:rPr>
-                    <w:t xml:space="preserve">b.</w:t>
+                    <w:tab/>
+                  </w:r>
+                  <w:r>
+                    <w:rPr>
+                      <w:rFonts w:ascii="Avenir Next" w:hAnsi="Avenir Next" w:cs="Avenir Next" w:eastAsia="Avenir Next"/>
+                      <w:color w:val="1A1A1A"/>
+                      <w:sz w:val="22"/>
+                      <w:szCs w:val="20"/>
+                    </w:rPr>
+                    <w:t xml:space="preserve">V = 84 in³, base 3 in by 4 in; h =</w:t>
                   </w:r>
                   <w:r>
                     <w:rPr>
@@ -3194,7 +3213,7 @@
                       <w:sz w:val="20"/>
                       <w:szCs w:val="20"/>
                     </w:rPr>
-                    <w:tab/>
+                    <w:t xml:space="preserve">  </w:t>
                   </w:r>
                   <w:r>
                     <w:rPr>
@@ -3202,24 +3221,6 @@
                       <w:color w:val="1A1A1A"/>
                       <w:sz w:val="20"/>
                       <w:szCs w:val="20"/>
-                    </w:rPr>
-                    <w:t xml:space="preserve">V = 84 in³, base 3 in by 4 in; h =</w:t>
-                  </w:r>
-                  <w:r>
-                    <w:rPr>
-                      <w:rFonts w:ascii="Avenir Next" w:hAnsi="Avenir Next" w:cs="Avenir Next" w:eastAsia="Avenir Next"/>
-                      <w:color w:val="1A1A1A"/>
-                      <w:sz w:val="20"/>
-                      <w:szCs w:val="20"/>
-                    </w:rPr>
-                    <w:t xml:space="preserve">  </w:t>
-                  </w:r>
-                  <w:r>
-                    <w:rPr>
-                      <w:rFonts w:ascii="Avenir Next" w:hAnsi="Avenir Next" w:cs="Avenir Next" w:eastAsia="Avenir Next"/>
-                      <w:color w:val="1A1A1A"/>
-                      <w:sz w:val="20"/>
-                      <w:szCs w:val="20"/>
                       <w:u w:val="single"/>
                     </w:rPr>
                     <w:t xml:space="preserve">              </w:t>
@@ -3228,7 +3229,7 @@
                     <w:rPr>
                       <w:rFonts w:ascii="Avenir Next" w:hAnsi="Avenir Next" w:cs="Avenir Next" w:eastAsia="Avenir Next"/>
                       <w:color w:val="1A1A1A"/>
-                      <w:sz w:val="20"/>
+                      <w:sz w:val="22"/>
                       <w:szCs w:val="20"/>
                     </w:rPr>
                     <w:t xml:space="preserve"> in</w:t>
@@ -3336,25 +3337,25 @@
                       <w:rFonts w:ascii="Avenir Next" w:hAnsi="Avenir Next" w:cs="Avenir Next" w:eastAsia="Avenir Next"/>
                       <w:b/>
                       <w:color w:val="1A1A1A"/>
+                      <w:sz w:val="22"/>
+                      <w:szCs w:val="20"/>
+                    </w:rPr>
+                    <w:t xml:space="preserve">2.</w:t>
+                  </w:r>
+                  <w:r>
+                    <w:rPr>
+                      <w:rFonts w:ascii="Avenir Next" w:hAnsi="Avenir Next" w:cs="Avenir Next" w:eastAsia="Avenir Next"/>
+                      <w:color w:val="1A1A1A"/>
                       <w:sz w:val="20"/>
                       <w:szCs w:val="20"/>
                     </w:rPr>
-                    <w:t xml:space="preserve">2.</w:t>
-                  </w:r>
-                  <w:r>
-                    <w:rPr>
-                      <w:rFonts w:ascii="Avenir Next" w:hAnsi="Avenir Next" w:cs="Avenir Next" w:eastAsia="Avenir Next"/>
-                      <w:color w:val="1A1A1A"/>
-                      <w:sz w:val="20"/>
-                      <w:szCs w:val="20"/>
-                    </w:rPr>
                     <w:tab/>
                   </w:r>
                   <w:r>
                     <w:rPr>
                       <w:rFonts w:ascii="Avenir Next" w:hAnsi="Avenir Next" w:cs="Avenir Next" w:eastAsia="Avenir Next"/>
                       <w:color w:val="1A1A1A"/>
-                      <w:sz w:val="20"/>
+                      <w:sz w:val="22"/>
                       <w:szCs w:val="20"/>
                     </w:rPr>
                     <w:t xml:space="preserve">The prism has a volume of 180 cm³. Find its height h.</w:t>
@@ -3431,25 +3432,25 @@
                       <w:rFonts w:ascii="Avenir Next" w:hAnsi="Avenir Next" w:cs="Avenir Next" w:eastAsia="Avenir Next"/>
                       <w:b/>
                       <w:color w:val="1A1A1A"/>
+                      <w:sz w:val="22"/>
+                      <w:szCs w:val="18"/>
+                    </w:rPr>
+                    <w:t xml:space="preserve">Answer</w:t>
+                  </w:r>
+                  <w:r>
+                    <w:rPr>
+                      <w:rFonts w:ascii="Avenir Next" w:hAnsi="Avenir Next" w:cs="Avenir Next" w:eastAsia="Avenir Next"/>
+                      <w:color w:val="1A1A1A"/>
                       <w:sz w:val="18"/>
                       <w:szCs w:val="18"/>
                     </w:rPr>
-                    <w:t xml:space="preserve">Answer</w:t>
-                  </w:r>
-                  <w:r>
-                    <w:rPr>
-                      <w:rFonts w:ascii="Avenir Next" w:hAnsi="Avenir Next" w:cs="Avenir Next" w:eastAsia="Avenir Next"/>
-                      <w:color w:val="1A1A1A"/>
-                      <w:sz w:val="18"/>
-                      <w:szCs w:val="18"/>
-                    </w:rPr>
                     <w:tab/>
                   </w:r>
                   <w:r>
                     <w:rPr>
                       <w:rFonts w:ascii="Avenir Next" w:hAnsi="Avenir Next" w:cs="Avenir Next" w:eastAsia="Avenir Next"/>
                       <w:color w:val="1A1A1A"/>
-                      <w:sz w:val="18"/>
+                      <w:sz w:val="22"/>
                       <w:szCs w:val="18"/>
                     </w:rPr>
                     <w:t xml:space="preserve">  cm</w:t>
@@ -3470,7 +3471,7 @@
                     <w:drawing>
                       <wp:inline distT="0" distB="0" distL="0" distR="0">
                         <wp:extent cx="1188720" cy="563534"/>
-                        <wp:docPr id="4" name="Figure 4"/>
+                        <wp:docPr id="4" name="Figure 4" descr="Rectangular prism. Length 10 cm, width 6 cm, height h."/>
                         <a:graphic xmlns:a="http://schemas.openxmlformats.org/drawingml/2006/main">
                           <a:graphicData uri="http://schemas.openxmlformats.org/drawingml/2006/picture">
                             <pic:pic xmlns:pic="http://schemas.openxmlformats.org/drawingml/2006/picture">
@@ -3568,7 +3569,7 @@
                 <w:rFonts w:ascii="Avenir Next" w:hAnsi="Avenir Next" w:cs="Avenir Next" w:eastAsia="Avenir Next"/>
                 <w:b/>
                 <w:color w:val="1A1A1A"/>
-                <w:sz w:val="20"/>
+                <w:sz w:val="22"/>
                 <w:szCs w:val="20"/>
               </w:rPr>
               <w:t xml:space="preserve">3.</w:t>
@@ -3586,7 +3587,7 @@
               <w:rPr>
                 <w:rFonts w:ascii="Avenir Next" w:hAnsi="Avenir Next" w:cs="Avenir Next" w:eastAsia="Avenir Next"/>
                 <w:color w:val="1A1A1A"/>
-                <w:sz w:val="20"/>
+                <w:sz w:val="22"/>
                 <w:szCs w:val="20"/>
               </w:rPr>
               <w:t xml:space="preserve">What is the volume of a block 4 ft by 1/2 ft by 3 ft?</w:t>
@@ -3642,25 +3643,25 @@
                       <w:rFonts w:ascii="Avenir Next" w:hAnsi="Avenir Next" w:cs="Avenir Next" w:eastAsia="Avenir Next"/>
                       <w:b/>
                       <w:color w:val="003A70"/>
+                      <w:sz w:val="22"/>
+                      <w:szCs w:val="19"/>
+                    </w:rPr>
+                    <w:t xml:space="preserve">A</w:t>
+                  </w:r>
+                  <w:r>
+                    <w:rPr>
+                      <w:rFonts w:ascii="Avenir Next" w:hAnsi="Avenir Next" w:cs="Avenir Next" w:eastAsia="Avenir Next"/>
+                      <w:color w:val="1A1A1A"/>
                       <w:sz w:val="19"/>
                       <w:szCs w:val="19"/>
                     </w:rPr>
-                    <w:t xml:space="preserve">A</w:t>
-                  </w:r>
-                  <w:r>
-                    <w:rPr>
-                      <w:rFonts w:ascii="Avenir Next" w:hAnsi="Avenir Next" w:cs="Avenir Next" w:eastAsia="Avenir Next"/>
-                      <w:color w:val="1A1A1A"/>
-                      <w:sz w:val="19"/>
-                      <w:szCs w:val="19"/>
-                    </w:rPr>
                     <w:tab/>
                   </w:r>
                   <w:r>
                     <w:rPr>
                       <w:rFonts w:ascii="Avenir Next" w:hAnsi="Avenir Next" w:cs="Avenir Next" w:eastAsia="Avenir Next"/>
                       <w:color w:val="1A1A1A"/>
-                      <w:sz w:val="19"/>
+                      <w:sz w:val="22"/>
                       <w:szCs w:val="19"/>
                     </w:rPr>
                     <w:t xml:space="preserve">6 ft³</w:t>
@@ -3685,25 +3686,25 @@
                       <w:rFonts w:ascii="Avenir Next" w:hAnsi="Avenir Next" w:cs="Avenir Next" w:eastAsia="Avenir Next"/>
                       <w:b/>
                       <w:color w:val="003A70"/>
+                      <w:sz w:val="22"/>
+                      <w:szCs w:val="19"/>
+                    </w:rPr>
+                    <w:t xml:space="preserve">B</w:t>
+                  </w:r>
+                  <w:r>
+                    <w:rPr>
+                      <w:rFonts w:ascii="Avenir Next" w:hAnsi="Avenir Next" w:cs="Avenir Next" w:eastAsia="Avenir Next"/>
+                      <w:color w:val="1A1A1A"/>
                       <w:sz w:val="19"/>
                       <w:szCs w:val="19"/>
                     </w:rPr>
-                    <w:t xml:space="preserve">B</w:t>
-                  </w:r>
-                  <w:r>
-                    <w:rPr>
-                      <w:rFonts w:ascii="Avenir Next" w:hAnsi="Avenir Next" w:cs="Avenir Next" w:eastAsia="Avenir Next"/>
-                      <w:color w:val="1A1A1A"/>
-                      <w:sz w:val="19"/>
-                      <w:szCs w:val="19"/>
-                    </w:rPr>
                     <w:tab/>
                   </w:r>
                   <w:r>
                     <w:rPr>
                       <w:rFonts w:ascii="Avenir Next" w:hAnsi="Avenir Next" w:cs="Avenir Next" w:eastAsia="Avenir Next"/>
                       <w:color w:val="1A1A1A"/>
-                      <w:sz w:val="19"/>
+                      <w:sz w:val="22"/>
                       <w:szCs w:val="19"/>
                     </w:rPr>
                     <w:t xml:space="preserve">7 1/2 ft³</w:t>
@@ -3728,25 +3729,25 @@
                       <w:rFonts w:ascii="Avenir Next" w:hAnsi="Avenir Next" w:cs="Avenir Next" w:eastAsia="Avenir Next"/>
                       <w:b/>
                       <w:color w:val="003A70"/>
+                      <w:sz w:val="22"/>
+                      <w:szCs w:val="19"/>
+                    </w:rPr>
+                    <w:t xml:space="preserve">C</w:t>
+                  </w:r>
+                  <w:r>
+                    <w:rPr>
+                      <w:rFonts w:ascii="Avenir Next" w:hAnsi="Avenir Next" w:cs="Avenir Next" w:eastAsia="Avenir Next"/>
+                      <w:color w:val="1A1A1A"/>
                       <w:sz w:val="19"/>
                       <w:szCs w:val="19"/>
                     </w:rPr>
-                    <w:t xml:space="preserve">C</w:t>
-                  </w:r>
-                  <w:r>
-                    <w:rPr>
-                      <w:rFonts w:ascii="Avenir Next" w:hAnsi="Avenir Next" w:cs="Avenir Next" w:eastAsia="Avenir Next"/>
-                      <w:color w:val="1A1A1A"/>
-                      <w:sz w:val="19"/>
-                      <w:szCs w:val="19"/>
-                    </w:rPr>
                     <w:tab/>
                   </w:r>
                   <w:r>
                     <w:rPr>
                       <w:rFonts w:ascii="Avenir Next" w:hAnsi="Avenir Next" w:cs="Avenir Next" w:eastAsia="Avenir Next"/>
                       <w:color w:val="1A1A1A"/>
-                      <w:sz w:val="19"/>
+                      <w:sz w:val="22"/>
                       <w:szCs w:val="19"/>
                     </w:rPr>
                     <w:t xml:space="preserve">12 ft³</w:t>
@@ -3771,25 +3772,25 @@
                       <w:rFonts w:ascii="Avenir Next" w:hAnsi="Avenir Next" w:cs="Avenir Next" w:eastAsia="Avenir Next"/>
                       <w:b/>
                       <w:color w:val="003A70"/>
+                      <w:sz w:val="22"/>
+                      <w:szCs w:val="19"/>
+                    </w:rPr>
+                    <w:t xml:space="preserve">D</w:t>
+                  </w:r>
+                  <w:r>
+                    <w:rPr>
+                      <w:rFonts w:ascii="Avenir Next" w:hAnsi="Avenir Next" w:cs="Avenir Next" w:eastAsia="Avenir Next"/>
+                      <w:color w:val="1A1A1A"/>
                       <w:sz w:val="19"/>
                       <w:szCs w:val="19"/>
                     </w:rPr>
-                    <w:t xml:space="preserve">D</w:t>
-                  </w:r>
-                  <w:r>
-                    <w:rPr>
-                      <w:rFonts w:ascii="Avenir Next" w:hAnsi="Avenir Next" w:cs="Avenir Next" w:eastAsia="Avenir Next"/>
-                      <w:color w:val="1A1A1A"/>
-                      <w:sz w:val="19"/>
-                      <w:szCs w:val="19"/>
-                    </w:rPr>
                     <w:tab/>
                   </w:r>
                   <w:r>
                     <w:rPr>
                       <w:rFonts w:ascii="Avenir Next" w:hAnsi="Avenir Next" w:cs="Avenir Next" w:eastAsia="Avenir Next"/>
                       <w:color w:val="1A1A1A"/>
-                      <w:sz w:val="19"/>
+                      <w:sz w:val="22"/>
                       <w:szCs w:val="19"/>
                     </w:rPr>
                     <w:t xml:space="preserve">24 ft³</w:t>
@@ -3839,7 +3840,7 @@
         <w:rPr>
           <w:rFonts w:ascii="Avenir Next" w:hAnsi="Avenir Next" w:cs="Avenir Next" w:eastAsia="Avenir Next"/>
           <w:color w:val="1A1A1A"/>
-          <w:sz w:val="17"/>
+          <w:sz w:val="22"/>
           <w:szCs w:val="17"/>
         </w:rPr>
         <w:t xml:space="preserve">  I got it</w:t>
@@ -3857,7 +3858,7 @@
         <w:rPr>
           <w:rFonts w:ascii="Avenir Next" w:hAnsi="Avenir Next" w:cs="Avenir Next" w:eastAsia="Avenir Next"/>
           <w:color w:val="1A1A1A"/>
-          <w:sz w:val="17"/>
+          <w:sz w:val="22"/>
           <w:szCs w:val="17"/>
         </w:rPr>
         <w:t xml:space="preserve">  Almost</w:t>
@@ -3875,7 +3876,7 @@
         <w:rPr>
           <w:rFonts w:ascii="Avenir Next" w:hAnsi="Avenir Next" w:cs="Avenir Next" w:eastAsia="Avenir Next"/>
           <w:color w:val="1A1A1A"/>
-          <w:sz w:val="17"/>
+          <w:sz w:val="22"/>
           <w:szCs w:val="17"/>
         </w:rPr>
         <w:t xml:space="preserve">  I need help</w:t>
@@ -3969,7 +3970,106 @@
               <w:sz w:val="15"/>
               <w:szCs w:val="15"/>
             </w:rPr>
-            <w:t xml:space="preserve">Lesson 5-5  ·  Exit Tickets  ·  two per page</w:t>
+            <w:t xml:space="preserve">5-5 · Page </w:t>
+          </w:r>
+          <w:r>
+            <w:rPr>
+              <w:rFonts w:ascii="Avenir Next" w:hAnsi="Avenir Next" w:cs="Avenir Next" w:eastAsia="Avenir Next"/>
+              <w:color w:val="5A5F66"/>
+              <w:sz w:val="15"/>
+              <w:szCs w:val="15"/>
+            </w:rPr>
+            <w:fldChar w:fldCharType="begin"/>
+          </w:r>
+          <w:r>
+            <w:rPr>
+              <w:rFonts w:ascii="Avenir Next" w:hAnsi="Avenir Next" w:cs="Avenir Next" w:eastAsia="Avenir Next"/>
+              <w:color w:val="5A5F66"/>
+              <w:sz w:val="15"/>
+              <w:szCs w:val="15"/>
+            </w:rPr>
+            <w:instrText xml:space="preserve"> PAGE </w:instrText>
+          </w:r>
+          <w:r>
+            <w:rPr>
+              <w:rFonts w:ascii="Avenir Next" w:hAnsi="Avenir Next" w:cs="Avenir Next" w:eastAsia="Avenir Next"/>
+              <w:color w:val="5A5F66"/>
+              <w:sz w:val="15"/>
+              <w:szCs w:val="15"/>
+            </w:rPr>
+            <w:fldChar w:fldCharType="separate"/>
+          </w:r>
+          <w:r>
+            <w:rPr>
+              <w:rFonts w:ascii="Avenir Next" w:hAnsi="Avenir Next" w:cs="Avenir Next" w:eastAsia="Avenir Next"/>
+              <w:color w:val="5A5F66"/>
+              <w:sz w:val="15"/>
+              <w:szCs w:val="15"/>
+            </w:rPr>
+            <w:t xml:space="preserve">1</w:t>
+          </w:r>
+          <w:r>
+            <w:rPr>
+              <w:rFonts w:ascii="Avenir Next" w:hAnsi="Avenir Next" w:cs="Avenir Next" w:eastAsia="Avenir Next"/>
+              <w:color w:val="5A5F66"/>
+              <w:sz w:val="15"/>
+              <w:szCs w:val="15"/>
+            </w:rPr>
+            <w:fldChar w:fldCharType="end"/>
+          </w:r>
+          <w:r>
+            <w:rPr>
+              <w:rFonts w:ascii="Avenir Next" w:hAnsi="Avenir Next" w:cs="Avenir Next" w:eastAsia="Avenir Next"/>
+              <w:color w:val="5A5F66"/>
+              <w:sz w:val="15"/>
+              <w:szCs w:val="15"/>
+            </w:rPr>
+            <w:t xml:space="preserve"> of </w:t>
+          </w:r>
+          <w:r>
+            <w:rPr>
+              <w:rFonts w:ascii="Avenir Next" w:hAnsi="Avenir Next" w:cs="Avenir Next" w:eastAsia="Avenir Next"/>
+              <w:color w:val="5A5F66"/>
+              <w:sz w:val="15"/>
+              <w:szCs w:val="15"/>
+            </w:rPr>
+            <w:fldChar w:fldCharType="begin"/>
+          </w:r>
+          <w:r>
+            <w:rPr>
+              <w:rFonts w:ascii="Avenir Next" w:hAnsi="Avenir Next" w:cs="Avenir Next" w:eastAsia="Avenir Next"/>
+              <w:color w:val="5A5F66"/>
+              <w:sz w:val="15"/>
+              <w:szCs w:val="15"/>
+            </w:rPr>
+            <w:instrText xml:space="preserve"> NUMPAGES </w:instrText>
+          </w:r>
+          <w:r>
+            <w:rPr>
+              <w:rFonts w:ascii="Avenir Next" w:hAnsi="Avenir Next" w:cs="Avenir Next" w:eastAsia="Avenir Next"/>
+              <w:color w:val="5A5F66"/>
+              <w:sz w:val="15"/>
+              <w:szCs w:val="15"/>
+            </w:rPr>
+            <w:fldChar w:fldCharType="separate"/>
+          </w:r>
+          <w:r>
+            <w:rPr>
+              <w:rFonts w:ascii="Avenir Next" w:hAnsi="Avenir Next" w:cs="Avenir Next" w:eastAsia="Avenir Next"/>
+              <w:color w:val="5A5F66"/>
+              <w:sz w:val="15"/>
+              <w:szCs w:val="15"/>
+            </w:rPr>
+            <w:t xml:space="preserve">1</w:t>
+          </w:r>
+          <w:r>
+            <w:rPr>
+              <w:rFonts w:ascii="Avenir Next" w:hAnsi="Avenir Next" w:cs="Avenir Next" w:eastAsia="Avenir Next"/>
+              <w:color w:val="5A5F66"/>
+              <w:sz w:val="15"/>
+              <w:szCs w:val="15"/>
+            </w:rPr>
+            <w:fldChar w:fldCharType="end"/>
           </w:r>
         </w:p>
       </w:tc>
@@ -4012,5 +4112,23 @@
       </w:tblCellMar>
     </w:tblPr>
   </w:style>
+  <w:style w:type="paragraph" w:styleId="Heading1">
+    <w:name w:val="heading 1"/>
+    <w:basedOn w:val="Normal"/>
+    <w:pPr>
+      <w:outlineLvl w:val="0"/>
+      <w:keepNext w:val="0"/>
+      <w:keepLines w:val="0"/>
+    </w:pPr>
+  </w:style>
+  <w:style w:type="paragraph" w:styleId="Heading2">
+    <w:name w:val="heading 2"/>
+    <w:basedOn w:val="Normal"/>
+    <w:pPr>
+      <w:outlineLvl w:val="1"/>
+      <w:keepNext w:val="0"/>
+      <w:keepLines w:val="0"/>
+    </w:pPr>
+  </w:style>
 </w:styles>
 </file>